--- a/data/cvs/cv_48_Hard_Rock_Digital_Senior_Data_DevOps_Engineer.docx
+++ b/data/cvs/cv_48_Hard_Rock_Digital_Senior_Data_DevOps_Engineer.docx
@@ -86,7 +86,7 @@
         <w:rPr>
           <w:sz w:val="20"/>
         </w:rPr>
-        <w:t>Senior Full Stack Developer with a focus on AI engineering and automation. I've built full-stack applications for enterprise clients, integrating APIs and customer-facing systems. Currently, I'm leading production-level projects at Copy Cat Group, including an SAP API integration, an AI-powered tender scraping pipeline, and a comprehensive System Design Document for enterprise architecture. My expertise spans Python, React, Node.js, PostgreSQL, and AWS, with a strong foundation in AI data work, including model evaluation, prompt engineering, and dataset structuring.</w:t>
+        <w:t>Senior Full Stack Developer with a focus on AI-driven solutions, currently building production systems at Copy Cat Group. I work across the full stack, from Python backends and REST APIs to React frontends, with a strong foundation in data annotation and AI evaluation. Recent projects include integrating SAP APIs with an internal Credit Control System, designing an AI-powered tender scraping pipeline, and producing comprehensive system design documentation for enterprise architecture.</w:t>
       </w:r>
     </w:p>
     <w:p>
@@ -227,7 +227,7 @@
         <w:rPr>
           <w:sz w:val="20"/>
         </w:rPr>
-        <w:t>Oracle Cloud, Google Cloud Platform</w:t>
+        <w:t>Oracle Cloud, Google Cloud Platform, Git, GitHub, CI/CD, Docker</w:t>
       </w:r>
     </w:p>
     <w:p>
@@ -245,7 +245,7 @@
         <w:rPr>
           <w:sz w:val="20"/>
         </w:rPr>
-        <w:t>Airflow, DBT, Databricks, S3, Lambda, Snowflake, AWS SageMaker, Data Science, CI/CD, Data DevOps, Data Quality, Lineage Tracking, Schema Evolution, Incident Response, Troubleshooting</w:t>
+        <w:t>Airflow, DBT, Databricks, AWS, S3, Lambda, Snowflake, AWS SageMaker, Data Science, Data DevOps, Automation, Lineage Tracking, Schema Evolution Management, Troubleshooting, Root Cause Analysis</w:t>
       </w:r>
     </w:p>
     <w:p>
@@ -263,7 +263,7 @@
         <w:rPr>
           <w:sz w:val="20"/>
         </w:rPr>
-        <w:t>Root Cause Analysis, Mentorship, Code Reviews, Technical Documentation, Technical Leadership, Complex Systems Design, Performance Optimization, Real-time Processing, Batch Processing, Scalability, Security, Cost Efficiency, Alerting, Logging, Data Accessibility, Data Strategy</w:t>
+        <w:t>Mentorship, Code Reviews, Technical Documentation, Data Pipelines, Real-time Processing, Batch Processing, Data Infrastructure, Scalability, Cost Efficiency, Alerting, Logging, Incident Response, Best Practices, Technical Leadership, Cross-functional Collaboration</w:t>
       </w:r>
     </w:p>
     <w:p>
@@ -313,7 +313,7 @@
         <w:rPr>
           <w:sz w:val="20"/>
         </w:rPr>
-        <w:t>Leading the integration of SAP APIs with an internal Credit Control System, creating an automated solution for OA and IT business units.</w:t>
+        <w:t>Integrating SAP APIs with an internal Credit Control System, creating an automated, real-time solution for OA and IT business units.</w:t>
       </w:r>
     </w:p>
     <w:p>
@@ -325,7 +325,7 @@
         <w:rPr>
           <w:sz w:val="20"/>
         </w:rPr>
-        <w:t>Designing and building an AI-powered tender scraping pipeline to automate tender discovery and processing, driving efficiency.</w:t>
+        <w:t>Designing and prototyping an AI-powered tender scraping pipeline to automate tender opportunity discovery and processing.</w:t>
       </w:r>
     </w:p>
     <w:p>
@@ -337,7 +337,7 @@
         <w:rPr>
           <w:sz w:val="20"/>
         </w:rPr>
-        <w:t>Authoring comprehensive System Design Documents (SDDs) and Business Requirements Documents (BRDs) to guide enterprise-level architecture and project scope.</w:t>
+        <w:t>Authoring comprehensive System Design Documents (SDDs) for Application, Data, Integration, and Security Architecture, aligning with enterprise standards.</w:t>
       </w:r>
     </w:p>
     <w:p>
@@ -372,31 +372,7 @@
         <w:rPr>
           <w:sz w:val="20"/>
         </w:rPr>
-        <w:t>Train AI models by generating accurate difference-based captions for multimodal datasets</w:t>
-      </w:r>
-    </w:p>
-    <w:p>
-      <w:pPr>
-        <w:pStyle w:val="ListBullet"/>
-        <w:spacing w:before="0" w:after="20"/>
-      </w:pPr>
-      <w:r>
-        <w:rPr>
-          <w:sz w:val="20"/>
-        </w:rPr>
-        <w:t>Perform categorisation, bounding, consistency checks, and image-level validation to improve multimodal model accuracy</w:t>
-      </w:r>
-    </w:p>
-    <w:p>
-      <w:pPr>
-        <w:pStyle w:val="ListBullet"/>
-        <w:spacing w:before="0" w:after="20"/>
-      </w:pPr>
-      <w:r>
-        <w:rPr>
-          <w:sz w:val="20"/>
-        </w:rPr>
-        <w:t>Contribute high-quality annotated outputs that directly feed into production AI model training pipelines</w:t>
+        <w:t>Generating difference-based captions for multimodal datasets, improving model accuracy through detailed annotations.</w:t>
       </w:r>
     </w:p>
     <w:p>
@@ -431,31 +407,7 @@
         <w:rPr>
           <w:sz w:val="20"/>
         </w:rPr>
-        <w:t>Developed and delivered full-stack solutions for U.S.-based clients across different sectors</w:t>
-      </w:r>
-    </w:p>
-    <w:p>
-      <w:pPr>
-        <w:pStyle w:val="ListBullet"/>
-        <w:spacing w:before="0" w:after="20"/>
-      </w:pPr>
-      <w:r>
-        <w:rPr>
-          <w:sz w:val="20"/>
-        </w:rPr>
-        <w:t>Built UI components, optimised APIs, and handled CMS-based website systems</w:t>
-      </w:r>
-    </w:p>
-    <w:p>
-      <w:pPr>
-        <w:pStyle w:val="ListBullet"/>
-        <w:spacing w:before="0" w:after="20"/>
-      </w:pPr>
-      <w:r>
-        <w:rPr>
-          <w:sz w:val="20"/>
-        </w:rPr>
-        <w:t>Collaborated with remote teams to debug, improve performance, and implement client feedback</w:t>
+        <w:t>Building full-stack solutions with optimised UI components, APIs, and CMS-based systems for diverse U.S. clients.</w:t>
       </w:r>
     </w:p>
     <w:p>
@@ -490,31 +442,7 @@
         <w:rPr>
           <w:sz w:val="20"/>
         </w:rPr>
-        <w:t>Annotated and evaluated datasets for health and agriculture AI systems</w:t>
-      </w:r>
-    </w:p>
-    <w:p>
-      <w:pPr>
-        <w:pStyle w:val="ListBullet"/>
-        <w:spacing w:before="0" w:after="20"/>
-      </w:pPr>
-      <w:r>
-        <w:rPr>
-          <w:sz w:val="20"/>
-        </w:rPr>
-        <w:t>Performed intent detection, slot tagging, utterance verification, and structured dataset creation</w:t>
-      </w:r>
-    </w:p>
-    <w:p>
-      <w:pPr>
-        <w:pStyle w:val="ListBullet"/>
-        <w:spacing w:before="0" w:after="20"/>
-      </w:pPr>
-      <w:r>
-        <w:rPr>
-          <w:sz w:val="20"/>
-        </w:rPr>
-        <w:t>Ensured annotation quality and consistency across multilingual and multimodal training data</w:t>
+        <w:t>Performing intent detection, slot tagging, and utterance verification for health and agriculture AI systems, ensuring multilingual data quality.</w:t>
       </w:r>
     </w:p>
     <w:p>
